--- a/docs/Ringato_V1_2_specifikacio.docx
+++ b/docs/Ringato_V1_2_specifikacio.docx
@@ -3512,7 +3512,7 @@
             <w:r>
               <w:drawing>
                 <wp:inline xmlns:a="http://schemas.openxmlformats.org/drawingml/2006/main" xmlns:pic="http://schemas.openxmlformats.org/drawingml/2006/picture">
-                  <wp:extent cx="1920240" cy="5000045"/>
+                  <wp:extent cx="1920240" cy="5245873"/>
                   <wp:docPr id="10" name="Picture 10"/>
                   <wp:cNvGraphicFramePr>
                     <a:graphicFrameLocks noChangeAspect="1"/>
@@ -3533,7 +3533,7 @@
                         <pic:spPr>
                           <a:xfrm>
                             <a:off x="0" y="0"/>
-                            <a:ext cx="1920240" cy="5000045"/>
+                            <a:ext cx="1920240" cy="5245873"/>
                           </a:xfrm>
                           <a:prstGeom prst="rect"/>
                         </pic:spPr>
@@ -3598,7 +3598,7 @@
             <w:r>
               <w:drawing>
                 <wp:inline xmlns:a="http://schemas.openxmlformats.org/drawingml/2006/main" xmlns:pic="http://schemas.openxmlformats.org/drawingml/2006/picture">
-                  <wp:extent cx="1920240" cy="5148470"/>
+                  <wp:extent cx="1920240" cy="5394297"/>
                   <wp:docPr id="11" name="Picture 11"/>
                   <wp:cNvGraphicFramePr>
                     <a:graphicFrameLocks noChangeAspect="1"/>
@@ -3619,7 +3619,7 @@
                         <pic:spPr>
                           <a:xfrm>
                             <a:off x="0" y="0"/>
-                            <a:ext cx="1920240" cy="5148470"/>
+                            <a:ext cx="1920240" cy="5394297"/>
                           </a:xfrm>
                           <a:prstGeom prst="rect"/>
                         </pic:spPr>
@@ -3684,7 +3684,7 @@
             <w:r>
               <w:drawing>
                 <wp:inline xmlns:a="http://schemas.openxmlformats.org/drawingml/2006/main" xmlns:pic="http://schemas.openxmlformats.org/drawingml/2006/picture">
-                  <wp:extent cx="1920240" cy="5148470"/>
+                  <wp:extent cx="1920240" cy="5394297"/>
                   <wp:docPr id="12" name="Picture 12"/>
                   <wp:cNvGraphicFramePr>
                     <a:graphicFrameLocks noChangeAspect="1"/>
@@ -3705,7 +3705,7 @@
                         <pic:spPr>
                           <a:xfrm>
                             <a:off x="0" y="0"/>
-                            <a:ext cx="1920240" cy="5148470"/>
+                            <a:ext cx="1920240" cy="5394297"/>
                           </a:xfrm>
                           <a:prstGeom prst="rect"/>
                         </pic:spPr>

--- a/docs/Ringato_V1_2_specifikacio.docx
+++ b/docs/Ringato_V1_2_specifikacio.docx
@@ -2738,7 +2738,7 @@
             <w:r>
               <w:drawing>
                 <wp:inline xmlns:a="http://schemas.openxmlformats.org/drawingml/2006/main" xmlns:pic="http://schemas.openxmlformats.org/drawingml/2006/picture">
-                  <wp:extent cx="1920240" cy="6641990"/>
+                  <wp:extent cx="1617874" cy="5596125"/>
                   <wp:docPr id="1" name="Picture 1"/>
                   <wp:cNvGraphicFramePr>
                     <a:graphicFrameLocks noChangeAspect="1"/>
@@ -2759,7 +2759,7 @@
                         <pic:spPr>
                           <a:xfrm>
                             <a:off x="0" y="0"/>
-                            <a:ext cx="1920240" cy="6641990"/>
+                            <a:ext cx="1617874" cy="5596125"/>
                           </a:xfrm>
                           <a:prstGeom prst="rect"/>
                         </pic:spPr>
@@ -4114,7 +4114,7 @@
             <w:r>
               <w:drawing>
                 <wp:inline xmlns:a="http://schemas.openxmlformats.org/drawingml/2006/main" xmlns:pic="http://schemas.openxmlformats.org/drawingml/2006/picture">
-                  <wp:extent cx="1920240" cy="6641990"/>
+                  <wp:extent cx="1617874" cy="5596125"/>
                   <wp:docPr id="17" name="Picture 17"/>
                   <wp:cNvGraphicFramePr>
                     <a:graphicFrameLocks noChangeAspect="1"/>
@@ -4135,7 +4135,7 @@
                         <pic:spPr>
                           <a:xfrm>
                             <a:off x="0" y="0"/>
-                            <a:ext cx="1920240" cy="6641990"/>
+                            <a:ext cx="1617874" cy="5596125"/>
                           </a:xfrm>
                           <a:prstGeom prst="rect"/>
                         </pic:spPr>
@@ -4200,7 +4200,7 @@
             <w:r>
               <w:drawing>
                 <wp:inline xmlns:a="http://schemas.openxmlformats.org/drawingml/2006/main" xmlns:pic="http://schemas.openxmlformats.org/drawingml/2006/picture">
-                  <wp:extent cx="1920240" cy="6641990"/>
+                  <wp:extent cx="1617874" cy="5596125"/>
                   <wp:docPr id="18" name="Picture 18"/>
                   <wp:cNvGraphicFramePr>
                     <a:graphicFrameLocks noChangeAspect="1"/>
@@ -4221,7 +4221,7 @@
                         <pic:spPr>
                           <a:xfrm>
                             <a:off x="0" y="0"/>
-                            <a:ext cx="1920240" cy="6641990"/>
+                            <a:ext cx="1617874" cy="5596125"/>
                           </a:xfrm>
                           <a:prstGeom prst="rect"/>
                         </pic:spPr>
